--- a/templates/RECORD_R009_THERMAL_SHOCK.docx
+++ b/templates/RECORD_R009_THERMAL_SHOCK.docx
@@ -1278,7 +1278,7 @@
                 <w:rtl w:val="0"/>
                 <w:lang w:val="en-US"/>
               </w:rPr>
-              <w:t>报告编号</w:t>
+              <w:t>原始记录编号</w:t>
             </w:r>
           </w:p>
         </w:tc>
@@ -29888,7 +29888,7 @@
                 <w:rtl w:val="0"/>
                 <w:lang w:val="en-US"/>
               </w:rPr>
-              <w:t>报告编号</w:t>
+              <w:t>原始记录编号</w:t>
             </w:r>
           </w:p>
         </w:tc>
